--- a/apps/bullyproof/docs/handover/invoice-phase1-completion.docx
+++ b/apps/bullyproof/docs/handover/invoice-phase1-completion.docx
@@ -443,6 +443,11 @@
       </w:r>
     </w:p>
     <w:p>
+      <w:r>
+        <w:t>Note: this invoice covers the clause 4(b) fee balance only. The salary component remainder under the agreed Phase 1 structure is settled through payroll with the final pay run and does not form part of this invoice.</w:t>
+      </w:r>
+    </w:p>
+    <w:p>
       <w:pPr>
         <w:pStyle w:val="Heading2"/>
       </w:pPr>

--- a/apps/bullyproof/docs/handover/invoice-phase1-completion.docx
+++ b/apps/bullyproof/docs/handover/invoice-phase1-completion.docx
@@ -5,10 +5,17 @@
     <w:p>
       <w:pPr>
         <w:pStyle w:val="Heading1"/>
+        <w:spacing w:after="80"/>
+        <w:pBdr>
+          <w:bottom w:val="single" w:sz="10" w:space="8" w:color="008490"/>
+        </w:pBdr>
       </w:pPr>
       <w:r>
         <w:rPr>
+          <w:rFonts w:ascii="Calibri" w:hAnsi="Calibri"/>
+          <w:b/>
           <w:color w:val="1F2937"/>
+          <w:sz w:val="50"/>
         </w:rPr>
         <w:t>TAX INVOICE</w:t>
       </w:r>
@@ -21,18 +28,20 @@
         <w:tblLook w:firstColumn="1" w:firstRow="1" w:lastColumn="0" w:lastRow="0" w:noHBand="0" w:noVBand="1" w:val="04A0"/>
       </w:tblPr>
       <w:tblGrid>
-        <w:gridCol w:w="4320"/>
-        <w:gridCol w:w="4320"/>
+        <w:gridCol w:w="4759"/>
+        <w:gridCol w:w="4759"/>
       </w:tblGrid>
       <w:tr>
         <w:tc>
           <w:tcPr>
-            <w:tcW w:type="dxa" w:w="4320"/>
+            <w:tcW w:type="dxa" w:w="4759"/>
+            <w:shd w:val="clear" w:fill="008490"/>
           </w:tcPr>
           <w:p>
             <w:r>
               <w:rPr>
                 <w:b/>
+                <w:color w:val="FFFFFF"/>
                 <w:sz w:val="19"/>
               </w:rPr>
             </w:r>
@@ -40,12 +49,14 @@
         </w:tc>
         <w:tc>
           <w:tcPr>
-            <w:tcW w:type="dxa" w:w="4320"/>
+            <w:tcW w:type="dxa" w:w="4759"/>
+            <w:shd w:val="clear" w:fill="008490"/>
           </w:tcPr>
           <w:p>
             <w:r>
               <w:rPr>
                 <w:b/>
+                <w:color w:val="FFFFFF"/>
                 <w:sz w:val="19"/>
               </w:rPr>
             </w:r>
@@ -55,7 +66,7 @@
       <w:tr>
         <w:tc>
           <w:tcPr>
-            <w:tcW w:type="dxa" w:w="4320"/>
+            <w:tcW w:type="dxa" w:w="4759"/>
           </w:tcPr>
           <w:p>
             <w:r>
@@ -73,7 +84,7 @@
         </w:tc>
         <w:tc>
           <w:tcPr>
-            <w:tcW w:type="dxa" w:w="4320"/>
+            <w:tcW w:type="dxa" w:w="4759"/>
           </w:tcPr>
           <w:p>
             <w:r>
@@ -93,7 +104,8 @@
       <w:tr>
         <w:tc>
           <w:tcPr>
-            <w:tcW w:type="dxa" w:w="4320"/>
+            <w:tcW w:type="dxa" w:w="4759"/>
+            <w:shd w:val="clear" w:fill="F2F7F7"/>
           </w:tcPr>
           <w:p>
             <w:r>
@@ -111,7 +123,8 @@
         </w:tc>
         <w:tc>
           <w:tcPr>
-            <w:tcW w:type="dxa" w:w="4320"/>
+            <w:tcW w:type="dxa" w:w="4759"/>
+            <w:shd w:val="clear" w:fill="F2F7F7"/>
           </w:tcPr>
           <w:p>
             <w:r>
@@ -131,7 +144,7 @@
       <w:tr>
         <w:tc>
           <w:tcPr>
-            <w:tcW w:type="dxa" w:w="4320"/>
+            <w:tcW w:type="dxa" w:w="4759"/>
           </w:tcPr>
           <w:p>
             <w:r>
@@ -149,7 +162,7 @@
         </w:tc>
         <w:tc>
           <w:tcPr>
-            <w:tcW w:type="dxa" w:w="4320"/>
+            <w:tcW w:type="dxa" w:w="4759"/>
           </w:tcPr>
           <w:p>
             <w:r>
@@ -169,7 +182,8 @@
       <w:tr>
         <w:tc>
           <w:tcPr>
-            <w:tcW w:type="dxa" w:w="4320"/>
+            <w:tcW w:type="dxa" w:w="4759"/>
+            <w:shd w:val="clear" w:fill="F2F7F7"/>
           </w:tcPr>
           <w:p>
             <w:r>
@@ -187,7 +201,8 @@
         </w:tc>
         <w:tc>
           <w:tcPr>
-            <w:tcW w:type="dxa" w:w="4320"/>
+            <w:tcW w:type="dxa" w:w="4759"/>
+            <w:shd w:val="clear" w:fill="F2F7F7"/>
           </w:tcPr>
           <w:p>
             <w:r>
@@ -207,7 +222,7 @@
       <w:tr>
         <w:tc>
           <w:tcPr>
-            <w:tcW w:type="dxa" w:w="4320"/>
+            <w:tcW w:type="dxa" w:w="4759"/>
           </w:tcPr>
           <w:p>
             <w:r>
@@ -225,7 +240,7 @@
         </w:tc>
         <w:tc>
           <w:tcPr>
-            <w:tcW w:type="dxa" w:w="4320"/>
+            <w:tcW w:type="dxa" w:w="4759"/>
           </w:tcPr>
           <w:p>
             <w:r>
@@ -247,10 +262,14 @@
     <w:p>
       <w:pPr>
         <w:pStyle w:val="Heading2"/>
+        <w:spacing w:before="320" w:after="120"/>
       </w:pPr>
       <w:r>
         <w:rPr>
-          <w:color w:val="1F2937"/>
+          <w:rFonts w:ascii="Calibri" w:hAnsi="Calibri"/>
+          <w:b/>
+          <w:color w:val="008490"/>
+          <w:sz w:val="31"/>
         </w:rPr>
         <w:t>Items</w:t>
       </w:r>
@@ -263,24 +282,27 @@
         <w:tblLook w:firstColumn="1" w:firstRow="1" w:lastColumn="0" w:lastRow="0" w:noHBand="0" w:noVBand="1" w:val="04A0"/>
       </w:tblPr>
       <w:tblGrid>
-        <w:gridCol w:w="4320"/>
-        <w:gridCol w:w="4320"/>
+        <w:gridCol w:w="4759"/>
+        <w:gridCol w:w="4759"/>
       </w:tblGrid>
       <w:tr>
         <w:tc>
           <w:tcPr>
-            <w:tcW w:type="dxa" w:w="4320"/>
+            <w:tcW w:type="dxa" w:w="4759"/>
+            <w:shd w:val="clear" w:fill="008490"/>
           </w:tcPr>
           <w:p>
             <w:r>
               <w:rPr>
                 <w:b/>
+                <w:color w:val="FFFFFF"/>
                 <w:sz w:val="19"/>
               </w:rPr>
             </w:r>
             <w:r>
               <w:rPr>
                 <w:b/>
+                <w:color w:val="FFFFFF"/>
                 <w:sz w:val="19"/>
               </w:rPr>
               <w:t>Description</w:t>
@@ -289,18 +311,21 @@
         </w:tc>
         <w:tc>
           <w:tcPr>
-            <w:tcW w:type="dxa" w:w="4320"/>
+            <w:tcW w:type="dxa" w:w="4759"/>
+            <w:shd w:val="clear" w:fill="008490"/>
           </w:tcPr>
           <w:p>
             <w:r>
               <w:rPr>
                 <w:b/>
+                <w:color w:val="FFFFFF"/>
                 <w:sz w:val="19"/>
               </w:rPr>
             </w:r>
             <w:r>
               <w:rPr>
                 <w:b/>
+                <w:color w:val="FFFFFF"/>
                 <w:sz w:val="19"/>
               </w:rPr>
               <w:t>Amount</w:t>
@@ -311,7 +336,7 @@
       <w:tr>
         <w:tc>
           <w:tcPr>
-            <w:tcW w:type="dxa" w:w="4320"/>
+            <w:tcW w:type="dxa" w:w="4759"/>
           </w:tcPr>
           <w:p>
             <w:r>
@@ -329,7 +354,7 @@
         </w:tc>
         <w:tc>
           <w:tcPr>
-            <w:tcW w:type="dxa" w:w="4320"/>
+            <w:tcW w:type="dxa" w:w="4759"/>
           </w:tcPr>
           <w:p>
             <w:r>
@@ -349,7 +374,8 @@
       <w:tr>
         <w:tc>
           <w:tcPr>
-            <w:tcW w:type="dxa" w:w="4320"/>
+            <w:tcW w:type="dxa" w:w="4759"/>
+            <w:shd w:val="clear" w:fill="F2F7F7"/>
           </w:tcPr>
           <w:p>
             <w:r>
@@ -367,7 +393,8 @@
         </w:tc>
         <w:tc>
           <w:tcPr>
-            <w:tcW w:type="dxa" w:w="4320"/>
+            <w:tcW w:type="dxa" w:w="4759"/>
+            <w:shd w:val="clear" w:fill="F2F7F7"/>
           </w:tcPr>
           <w:p>
             <w:r>
@@ -387,7 +414,7 @@
       <w:tr>
         <w:tc>
           <w:tcPr>
-            <w:tcW w:type="dxa" w:w="4320"/>
+            <w:tcW w:type="dxa" w:w="4759"/>
           </w:tcPr>
           <w:p>
             <w:r>
@@ -406,7 +433,7 @@
         </w:tc>
         <w:tc>
           <w:tcPr>
-            <w:tcW w:type="dxa" w:w="4320"/>
+            <w:tcW w:type="dxa" w:w="4759"/>
           </w:tcPr>
           <w:p>
             <w:r>
@@ -429,10 +456,14 @@
     <w:p>
       <w:pPr>
         <w:pStyle w:val="Heading2"/>
+        <w:spacing w:before="320" w:after="120"/>
       </w:pPr>
       <w:r>
         <w:rPr>
-          <w:color w:val="1F2937"/>
+          <w:rFonts w:ascii="Calibri" w:hAnsi="Calibri"/>
+          <w:b/>
+          <w:color w:val="008490"/>
+          <w:sz w:val="31"/>
         </w:rPr>
         <w:t>Payment terms</w:t>
       </w:r>
@@ -450,10 +481,14 @@
     <w:p>
       <w:pPr>
         <w:pStyle w:val="Heading2"/>
+        <w:spacing w:before="320" w:after="120"/>
       </w:pPr>
       <w:r>
         <w:rPr>
-          <w:color w:val="1F2937"/>
+          <w:rFonts w:ascii="Calibri" w:hAnsi="Calibri"/>
+          <w:b/>
+          <w:color w:val="008490"/>
+          <w:sz w:val="31"/>
         </w:rPr>
         <w:t>Payment details</w:t>
       </w:r>
@@ -466,18 +501,20 @@
         <w:tblLook w:firstColumn="1" w:firstRow="1" w:lastColumn="0" w:lastRow="0" w:noHBand="0" w:noVBand="1" w:val="04A0"/>
       </w:tblPr>
       <w:tblGrid>
-        <w:gridCol w:w="4320"/>
-        <w:gridCol w:w="4320"/>
+        <w:gridCol w:w="4759"/>
+        <w:gridCol w:w="4759"/>
       </w:tblGrid>
       <w:tr>
         <w:tc>
           <w:tcPr>
-            <w:tcW w:type="dxa" w:w="4320"/>
+            <w:tcW w:type="dxa" w:w="4759"/>
+            <w:shd w:val="clear" w:fill="008490"/>
           </w:tcPr>
           <w:p>
             <w:r>
               <w:rPr>
                 <w:b/>
+                <w:color w:val="FFFFFF"/>
                 <w:sz w:val="19"/>
               </w:rPr>
             </w:r>
@@ -485,12 +522,14 @@
         </w:tc>
         <w:tc>
           <w:tcPr>
-            <w:tcW w:type="dxa" w:w="4320"/>
+            <w:tcW w:type="dxa" w:w="4759"/>
+            <w:shd w:val="clear" w:fill="008490"/>
           </w:tcPr>
           <w:p>
             <w:r>
               <w:rPr>
                 <w:b/>
+                <w:color w:val="FFFFFF"/>
                 <w:sz w:val="19"/>
               </w:rPr>
             </w:r>
@@ -500,7 +539,7 @@
       <w:tr>
         <w:tc>
           <w:tcPr>
-            <w:tcW w:type="dxa" w:w="4320"/>
+            <w:tcW w:type="dxa" w:w="4759"/>
           </w:tcPr>
           <w:p>
             <w:r>
@@ -518,7 +557,7 @@
         </w:tc>
         <w:tc>
           <w:tcPr>
-            <w:tcW w:type="dxa" w:w="4320"/>
+            <w:tcW w:type="dxa" w:w="4759"/>
           </w:tcPr>
           <w:p>
             <w:r>
@@ -538,7 +577,8 @@
       <w:tr>
         <w:tc>
           <w:tcPr>
-            <w:tcW w:type="dxa" w:w="4320"/>
+            <w:tcW w:type="dxa" w:w="4759"/>
+            <w:shd w:val="clear" w:fill="F2F7F7"/>
           </w:tcPr>
           <w:p>
             <w:r>
@@ -556,7 +596,8 @@
         </w:tc>
         <w:tc>
           <w:tcPr>
-            <w:tcW w:type="dxa" w:w="4320"/>
+            <w:tcW w:type="dxa" w:w="4759"/>
+            <w:shd w:val="clear" w:fill="F2F7F7"/>
           </w:tcPr>
           <w:p>
             <w:r>
@@ -576,7 +617,7 @@
       <w:tr>
         <w:tc>
           <w:tcPr>
-            <w:tcW w:type="dxa" w:w="4320"/>
+            <w:tcW w:type="dxa" w:w="4759"/>
           </w:tcPr>
           <w:p>
             <w:r>
@@ -594,7 +635,7 @@
         </w:tc>
         <w:tc>
           <w:tcPr>
-            <w:tcW w:type="dxa" w:w="4320"/>
+            <w:tcW w:type="dxa" w:w="4759"/>
           </w:tcPr>
           <w:p>
             <w:r>
@@ -614,7 +655,8 @@
       <w:tr>
         <w:tc>
           <w:tcPr>
-            <w:tcW w:type="dxa" w:w="4320"/>
+            <w:tcW w:type="dxa" w:w="4759"/>
+            <w:shd w:val="clear" w:fill="F2F7F7"/>
           </w:tcPr>
           <w:p>
             <w:r>
@@ -632,7 +674,8 @@
         </w:tc>
         <w:tc>
           <w:tcPr>
-            <w:tcW w:type="dxa" w:w="4320"/>
+            <w:tcW w:type="dxa" w:w="4759"/>
+            <w:shd w:val="clear" w:fill="F2F7F7"/>
           </w:tcPr>
           <w:p>
             <w:r>
@@ -657,13 +700,76 @@
       </w:r>
     </w:p>
     <w:sectPr>
+      <w:footerReference w:type="default" r:id="rId9"/>
       <w:pgSz w:w="12240" w:h="15840"/>
-      <w:pgMar w:top="1440" w:right="1800" w:bottom="1440" w:left="1800" w:header="720" w:footer="720" w:gutter="0"/>
+      <w:pgMar w:top="1247" w:right="1361" w:bottom="1134" w:left="1361" w:header="720" w:footer="720" w:gutter="0"/>
       <w:cols w:space="720"/>
       <w:docGrid w:linePitch="360"/>
     </w:sectPr>
   </w:body>
 </w:document>
+</file>
+
+<file path=word/footer1.xml><?xml version="1.0" encoding="utf-8"?>
+<w:ftr xmlns:m="http://schemas.openxmlformats.org/officeDocument/2006/math" xmlns:mc="http://schemas.openxmlformats.org/markup-compatibility/2006" xmlns:mo="http://schemas.microsoft.com/office/mac/office/2008/main" xmlns:mv="urn:schemas-microsoft-com:mac:vml" xmlns:o="urn:schemas-microsoft-com:office:office" xmlns:r="http://schemas.openxmlformats.org/officeDocument/2006/relationships" xmlns:v="urn:schemas-microsoft-com:vml" xmlns:w10="urn:schemas-microsoft-com:office:word" xmlns:w14="http://schemas.microsoft.com/office/word/2010/wordml" xmlns:w="http://schemas.openxmlformats.org/wordprocessingml/2006/main" xmlns:wne="http://schemas.microsoft.com/office/word/2006/wordml" xmlns:wp14="http://schemas.microsoft.com/office/word/2010/wordprocessingDrawing" xmlns:wp="http://schemas.openxmlformats.org/drawingml/2006/wordprocessingDrawing" xmlns:wpc="http://schemas.microsoft.com/office/word/2010/wordprocessingCanvas" xmlns:wpg="http://schemas.microsoft.com/office/word/2010/wordprocessingGroup" xmlns:wpi="http://schemas.microsoft.com/office/word/2010/wordprocessingInk" xmlns:wps="http://schemas.microsoft.com/office/word/2010/wordprocessingShape" mc:Ignorable="w14 wp14">
+  <w:p>
+    <w:pPr>
+      <w:pStyle w:val="Footer"/>
+      <w:tabs>
+        <w:tab w:pos="9518" w:val="right"/>
+      </w:tabs>
+      <w:pBdr>
+        <w:top w:val="single" w:sz="4" w:space="6" w:color="008490"/>
+      </w:pBdr>
+    </w:pPr>
+    <w:r/>
+    <w:r>
+      <w:rPr>
+        <w:color w:val="6B7280"/>
+        <w:sz w:val="16"/>
+      </w:rPr>
+      <w:t>Intradark Pty Ltd  ·  ABN 38 696 182 457  ·  Commercial in confidence</w:t>
+    </w:r>
+    <w:r>
+      <w:rPr>
+        <w:sz w:val="16"/>
+      </w:rPr>
+      <w:tab/>
+    </w:r>
+    <w:r>
+      <w:rPr>
+        <w:color w:val="6B7280"/>
+        <w:sz w:val="16"/>
+      </w:rPr>
+      <w:t xml:space="preserve">Page </w:t>
+    </w:r>
+    <w:r>
+      <w:rPr>
+        <w:color w:val="6B7280"/>
+        <w:sz w:val="16"/>
+      </w:rPr>
+      <w:fldChar w:fldCharType="begin"/>
+      <w:instrText xml:space="preserve">PAGE</w:instrText>
+      <w:fldChar w:fldCharType="end"/>
+    </w:r>
+    <w:r>
+      <w:rPr>
+        <w:color w:val="6B7280"/>
+        <w:sz w:val="16"/>
+      </w:rPr>
+      <w:t xml:space="preserve"> of </w:t>
+    </w:r>
+    <w:r>
+      <w:rPr>
+        <w:color w:val="6B7280"/>
+        <w:sz w:val="16"/>
+      </w:rPr>
+      <w:fldChar w:fldCharType="begin"/>
+      <w:instrText xml:space="preserve">NUMPAGES</w:instrText>
+      <w:fldChar w:fldCharType="end"/>
+    </w:r>
+  </w:p>
+</w:ftr>
 </file>
 
 <file path=word/numbering.xml><?xml version="1.0" encoding="utf-8"?>
@@ -1029,6 +1135,9 @@
     <w:name w:val="Normal"/>
     <w:qFormat/>
     <w:rsid w:val="00FC693F"/>
+    <w:pPr>
+      <w:spacing w:after="120" w:line="269" w:lineRule="auto"/>
+    </w:pPr>
     <w:rPr>
       <w:rFonts w:ascii="Calibri" w:hAnsi="Calibri"/>
       <w:color w:val="1F2937"/>

--- a/apps/bullyproof/docs/handover/invoice-phase1-completion.docx
+++ b/apps/bullyproof/docs/handover/invoice-phase1-completion.docx
@@ -2,6 +2,45 @@
 <file path=word/document.xml><?xml version="1.0" encoding="utf-8"?>
 <w:document xmlns:wpc="http://schemas.microsoft.com/office/word/2010/wordprocessingCanvas" xmlns:mo="http://schemas.microsoft.com/office/mac/office/2008/main" xmlns:mc="http://schemas.openxmlformats.org/markup-compatibility/2006" xmlns:mv="urn:schemas-microsoft-com:mac:vml" xmlns:o="urn:schemas-microsoft-com:office:office" xmlns:r="http://schemas.openxmlformats.org/officeDocument/2006/relationships" xmlns:m="http://schemas.openxmlformats.org/officeDocument/2006/math" xmlns:v="urn:schemas-microsoft-com:vml" xmlns:wp14="http://schemas.microsoft.com/office/word/2010/wordprocessingDrawing" xmlns:wp="http://schemas.openxmlformats.org/drawingml/2006/wordprocessingDrawing" xmlns:w10="urn:schemas-microsoft-com:office:word" xmlns:w="http://schemas.openxmlformats.org/wordprocessingml/2006/main" xmlns:w14="http://schemas.microsoft.com/office/word/2010/wordml" xmlns:wpg="http://schemas.microsoft.com/office/word/2010/wordprocessingGroup" xmlns:wpi="http://schemas.microsoft.com/office/word/2010/wordprocessingInk" xmlns:wne="http://schemas.microsoft.com/office/word/2006/wordml" xmlns:wps="http://schemas.microsoft.com/office/word/2010/wordprocessingShape" mc:Ignorable="w14 wp14">
   <w:body>
+    <w:p>
+      <w:pPr>
+        <w:spacing w:after="360"/>
+      </w:pPr>
+      <w:r>
+        <w:drawing>
+          <wp:inline xmlns:a="http://schemas.openxmlformats.org/drawingml/2006/main" xmlns:pic="http://schemas.openxmlformats.org/drawingml/2006/picture">
+            <wp:extent cx="1952625" cy="267666"/>
+            <wp:docPr id="1" name="Picture 1"/>
+            <wp:cNvGraphicFramePr>
+              <a:graphicFrameLocks noChangeAspect="1"/>
+            </wp:cNvGraphicFramePr>
+            <a:graphic>
+              <a:graphicData uri="http://schemas.openxmlformats.org/drawingml/2006/picture">
+                <pic:pic>
+                  <pic:nvPicPr>
+                    <pic:cNvPr id="0" name="intradark-wordmark.png"/>
+                    <pic:cNvPicPr/>
+                  </pic:nvPicPr>
+                  <pic:blipFill>
+                    <a:blip r:embed="rId12"/>
+                    <a:stretch>
+                      <a:fillRect/>
+                    </a:stretch>
+                  </pic:blipFill>
+                  <pic:spPr>
+                    <a:xfrm>
+                      <a:off x="0" y="0"/>
+                      <a:ext cx="1952625" cy="267666"/>
+                    </a:xfrm>
+                    <a:prstGeom prst="rect"/>
+                  </pic:spPr>
+                </pic:pic>
+              </a:graphicData>
+            </a:graphic>
+          </wp:inline>
+        </w:drawing>
+      </w:r>
+    </w:p>
     <w:p>
       <w:pPr>
         <w:pStyle w:val="Heading1"/>
@@ -701,9 +740,12 @@
     </w:p>
     <w:sectPr>
       <w:footerReference w:type="default" r:id="rId9"/>
+      <w:footerReference w:type="first" r:id="rId10"/>
+      <w:headerReference w:type="default" r:id="rId11"/>
       <w:pgSz w:w="12240" w:h="15840"/>
       <w:pgMar w:top="1247" w:right="1361" w:bottom="1134" w:left="1361" w:header="720" w:footer="720" w:gutter="0"/>
       <w:cols w:space="720"/>
+      <w:titlePg/>
       <w:docGrid w:linePitch="360"/>
     </w:sectPr>
   </w:body>
@@ -770,6 +812,114 @@
     </w:r>
   </w:p>
 </w:ftr>
+</file>
+
+<file path=word/footer2.xml><?xml version="1.0" encoding="utf-8"?>
+<w:ftr xmlns:m="http://schemas.openxmlformats.org/officeDocument/2006/math" xmlns:mc="http://schemas.openxmlformats.org/markup-compatibility/2006" xmlns:mo="http://schemas.microsoft.com/office/mac/office/2008/main" xmlns:mv="urn:schemas-microsoft-com:mac:vml" xmlns:o="urn:schemas-microsoft-com:office:office" xmlns:r="http://schemas.openxmlformats.org/officeDocument/2006/relationships" xmlns:v="urn:schemas-microsoft-com:vml" xmlns:w10="urn:schemas-microsoft-com:office:word" xmlns:w14="http://schemas.microsoft.com/office/word/2010/wordml" xmlns:w="http://schemas.openxmlformats.org/wordprocessingml/2006/main" xmlns:wne="http://schemas.microsoft.com/office/word/2006/wordml" xmlns:wp14="http://schemas.microsoft.com/office/word/2010/wordprocessingDrawing" xmlns:wp="http://schemas.openxmlformats.org/drawingml/2006/wordprocessingDrawing" xmlns:wpc="http://schemas.microsoft.com/office/word/2010/wordprocessingCanvas" xmlns:wpg="http://schemas.microsoft.com/office/word/2010/wordprocessingGroup" xmlns:wpi="http://schemas.microsoft.com/office/word/2010/wordprocessingInk" xmlns:wps="http://schemas.microsoft.com/office/word/2010/wordprocessingShape" mc:Ignorable="w14 wp14">
+  <w:p>
+    <w:pPr>
+      <w:pStyle w:val="Footer"/>
+      <w:tabs>
+        <w:tab w:pos="9518" w:val="right"/>
+      </w:tabs>
+      <w:pBdr>
+        <w:top w:val="single" w:sz="4" w:space="6" w:color="008490"/>
+      </w:pBdr>
+    </w:pPr>
+    <w:r/>
+    <w:r>
+      <w:rPr>
+        <w:color w:val="6B7280"/>
+        <w:sz w:val="16"/>
+      </w:rPr>
+      <w:t>Intradark Pty Ltd  ·  ABN 38 696 182 457  ·  Commercial in confidence</w:t>
+    </w:r>
+    <w:r>
+      <w:rPr>
+        <w:sz w:val="16"/>
+      </w:rPr>
+      <w:tab/>
+    </w:r>
+    <w:r>
+      <w:rPr>
+        <w:color w:val="6B7280"/>
+        <w:sz w:val="16"/>
+      </w:rPr>
+      <w:t xml:space="preserve">Page </w:t>
+    </w:r>
+    <w:r>
+      <w:rPr>
+        <w:color w:val="6B7280"/>
+        <w:sz w:val="16"/>
+      </w:rPr>
+      <w:fldChar w:fldCharType="begin"/>
+      <w:instrText xml:space="preserve">PAGE</w:instrText>
+      <w:fldChar w:fldCharType="end"/>
+    </w:r>
+    <w:r>
+      <w:rPr>
+        <w:color w:val="6B7280"/>
+        <w:sz w:val="16"/>
+      </w:rPr>
+      <w:t xml:space="preserve"> of </w:t>
+    </w:r>
+    <w:r>
+      <w:rPr>
+        <w:color w:val="6B7280"/>
+        <w:sz w:val="16"/>
+      </w:rPr>
+      <w:fldChar w:fldCharType="begin"/>
+      <w:instrText xml:space="preserve">NUMPAGES</w:instrText>
+      <w:fldChar w:fldCharType="end"/>
+    </w:r>
+  </w:p>
+</w:ftr>
+</file>
+
+<file path=word/header1.xml><?xml version="1.0" encoding="utf-8"?>
+<w:hdr xmlns:m="http://schemas.openxmlformats.org/officeDocument/2006/math" xmlns:mc="http://schemas.openxmlformats.org/markup-compatibility/2006" xmlns:mo="http://schemas.microsoft.com/office/mac/office/2008/main" xmlns:mv="urn:schemas-microsoft-com:mac:vml" xmlns:o="urn:schemas-microsoft-com:office:office" xmlns:r="http://schemas.openxmlformats.org/officeDocument/2006/relationships" xmlns:v="urn:schemas-microsoft-com:vml" xmlns:w10="urn:schemas-microsoft-com:office:word" xmlns:w14="http://schemas.microsoft.com/office/word/2010/wordml" xmlns:w="http://schemas.openxmlformats.org/wordprocessingml/2006/main" xmlns:wne="http://schemas.microsoft.com/office/word/2006/wordml" xmlns:wp14="http://schemas.microsoft.com/office/word/2010/wordprocessingDrawing" xmlns:wp="http://schemas.openxmlformats.org/drawingml/2006/wordprocessingDrawing" xmlns:wpc="http://schemas.microsoft.com/office/word/2010/wordprocessingCanvas" xmlns:wpg="http://schemas.microsoft.com/office/word/2010/wordprocessingGroup" xmlns:wpi="http://schemas.microsoft.com/office/word/2010/wordprocessingInk" xmlns:wps="http://schemas.microsoft.com/office/word/2010/wordprocessingShape" mc:Ignorable="w14 wp14">
+  <w:p>
+    <w:pPr>
+      <w:pStyle w:val="Header"/>
+      <w:jc w:val="right"/>
+    </w:pPr>
+    <w:r/>
+    <w:r>
+      <w:drawing>
+        <wp:inline xmlns:a="http://schemas.openxmlformats.org/drawingml/2006/main" xmlns:pic="http://schemas.openxmlformats.org/drawingml/2006/picture">
+          <wp:extent cx="904875" cy="124040"/>
+          <wp:docPr id="1" name="Picture 1"/>
+          <wp:cNvGraphicFramePr>
+            <a:graphicFrameLocks noChangeAspect="1"/>
+          </wp:cNvGraphicFramePr>
+          <a:graphic>
+            <a:graphicData uri="http://schemas.openxmlformats.org/drawingml/2006/picture">
+              <pic:pic>
+                <pic:nvPicPr>
+                  <pic:cNvPr id="0" name="intradark-wordmark.png"/>
+                  <pic:cNvPicPr/>
+                </pic:nvPicPr>
+                <pic:blipFill>
+                  <a:blip r:embed="rId1"/>
+                  <a:stretch>
+                    <a:fillRect/>
+                  </a:stretch>
+                </pic:blipFill>
+                <pic:spPr>
+                  <a:xfrm>
+                    <a:off x="0" y="0"/>
+                    <a:ext cx="904875" cy="124040"/>
+                  </a:xfrm>
+                  <a:prstGeom prst="rect"/>
+                </pic:spPr>
+              </pic:pic>
+            </a:graphicData>
+          </a:graphic>
+        </wp:inline>
+      </w:drawing>
+    </w:r>
+  </w:p>
+</w:hdr>
 </file>
 
 <file path=word/numbering.xml><?xml version="1.0" encoding="utf-8"?>
